--- a/KB2_AB12_Professionell_beraten_digital_mit_QR.docx
+++ b/KB2_AB12_Professionell_beraten_digital_mit_QR.docx
@@ -1431,7 +1431,7 @@
                 <w:sz w:val="20"/>
                 <w:szCs w:val="20"/>
               </w:rPr>
-              <w:t xml:space="preserve">Fünf Situationen aus der Pflege von Familie Brenner zuordnen: </w:t>
+              <w:t xml:space="preserve">Zehn Situationen aus der Pflege von Familie Brenner zuordnen: </w:t>
             </w:r>
             <w:r>
               <w:rPr>
